--- a/Assignments/New/Asn1.docx
+++ b/Assignments/New/Asn1.docx
@@ -32,9 +32,7 @@
     <w:p>
       <w:pPr>
         <w:rPr>
-          <w:rFonts w:ascii="Times New Roman" w:hAnsi="Times New Roman" w:cs="Times New Roman"/>
-          <w:sz w:val="28"/>
-          <w:szCs w:val="28"/>
+          <w:rFonts w:ascii="Andale Mono" w:hAnsi="Andale Mono" w:cs="Times New Roman"/>
         </w:rPr>
       </w:pPr>
       <w:r>
@@ -60,8 +58,29 @@
         <w:rPr>
           <w:rFonts w:ascii="Andale Mono" w:hAnsi="Andale Mono" w:cs="Times New Roman"/>
         </w:rPr>
-        <w:t>attendance_eligibility.py.</w:t>
-      </w:r>
+        <w:t>q1</w:t>
+      </w:r>
+      <w:r>
+        <w:rPr>
+          <w:rFonts w:ascii="Andale Mono" w:hAnsi="Andale Mono" w:cs="Times New Roman"/>
+        </w:rPr>
+        <w:t>.p</w:t>
+      </w:r>
+      <w:r>
+        <w:rPr>
+          <w:rFonts w:ascii="Andale Mono" w:hAnsi="Andale Mono" w:cs="Times New Roman"/>
+        </w:rPr>
+        <w:t>y</w:t>
+      </w:r>
+    </w:p>
+    <w:p>
+      <w:pPr>
+        <w:rPr>
+          <w:rFonts w:ascii="Times New Roman" w:hAnsi="Times New Roman" w:cs="Times New Roman"/>
+          <w:sz w:val="28"/>
+          <w:szCs w:val="28"/>
+        </w:rPr>
+      </w:pPr>
     </w:p>
     <w:p>
       <w:pPr>
@@ -88,7 +107,68 @@
           <w:szCs w:val="28"/>
         </w:rPr>
         <w:br/>
-        <w:t>The program should take two integers as input from the user:</w:t>
+      </w:r>
+      <w:proofErr w:type="gramStart"/>
+      <w:r>
+        <w:rPr>
+          <w:rFonts w:ascii="Times New Roman" w:hAnsi="Times New Roman" w:cs="Times New Roman"/>
+          <w:sz w:val="28"/>
+          <w:szCs w:val="28"/>
+        </w:rPr>
+        <w:t>The</w:t>
+      </w:r>
+      <w:proofErr w:type="gramEnd"/>
+      <w:r>
+        <w:rPr>
+          <w:rFonts w:ascii="Times New Roman" w:hAnsi="Times New Roman" w:cs="Times New Roman"/>
+          <w:sz w:val="28"/>
+          <w:szCs w:val="28"/>
+        </w:rPr>
+        <w:t xml:space="preserve"> </w:t>
+      </w:r>
+      <w:r>
+        <w:rPr>
+          <w:rFonts w:ascii="Times New Roman" w:hAnsi="Times New Roman" w:cs="Times New Roman"/>
+          <w:sz w:val="28"/>
+          <w:szCs w:val="28"/>
+        </w:rPr>
+        <w:t xml:space="preserve">should contain a function called </w:t>
+      </w:r>
+      <w:proofErr w:type="spellStart"/>
+      <w:r>
+        <w:rPr>
+          <w:rFonts w:ascii="Times New Roman" w:hAnsi="Times New Roman" w:cs="Times New Roman"/>
+          <w:b/>
+          <w:bCs/>
+          <w:sz w:val="28"/>
+          <w:szCs w:val="28"/>
+        </w:rPr>
+        <w:t>check_exam_eligibility</w:t>
+      </w:r>
+      <w:proofErr w:type="spellEnd"/>
+      <w:r>
+        <w:rPr>
+          <w:rFonts w:ascii="Times New Roman" w:hAnsi="Times New Roman" w:cs="Times New Roman"/>
+          <w:sz w:val="28"/>
+          <w:szCs w:val="28"/>
+        </w:rPr>
+        <w:t xml:space="preserve"> </w:t>
+      </w:r>
+      <w:r>
+        <w:rPr>
+          <w:rFonts w:ascii="Times New Roman" w:hAnsi="Times New Roman" w:cs="Times New Roman"/>
+          <w:sz w:val="28"/>
+          <w:szCs w:val="28"/>
+        </w:rPr>
+        <w:t>that</w:t>
+      </w:r>
+      <w:r>
+        <w:rPr>
+          <w:rFonts w:ascii="Times New Roman" w:hAnsi="Times New Roman" w:cs="Times New Roman"/>
+          <w:sz w:val="28"/>
+          <w:szCs w:val="28"/>
+        </w:rPr>
+        <w:t xml:space="preserve"> take two integers as input from the user:</w:t>
       </w:r>
     </w:p>
     <w:p>
@@ -557,7 +637,13 @@
         <w:rPr>
           <w:rFonts w:ascii="Andale Mono" w:hAnsi="Andale Mono" w:cs="Times New Roman"/>
         </w:rPr>
-        <w:t>three_digit_checker.py.</w:t>
+        <w:t>q2</w:t>
+      </w:r>
+      <w:r>
+        <w:rPr>
+          <w:rFonts w:ascii="Andale Mono" w:hAnsi="Andale Mono" w:cs="Times New Roman"/>
+        </w:rPr>
+        <w:t>.py.</w:t>
       </w:r>
     </w:p>
     <w:p>
@@ -585,17 +671,17 @@
           <w:szCs w:val="28"/>
         </w:rPr>
         <w:br/>
-        <w:t>The program should take a single integer num as input from the user.</w:t>
-      </w:r>
-    </w:p>
-    <w:p>
-      <w:pPr>
-        <w:rPr>
-          <w:rFonts w:ascii="Times New Roman" w:hAnsi="Times New Roman" w:cs="Times New Roman"/>
-          <w:sz w:val="28"/>
-          <w:szCs w:val="28"/>
-        </w:rPr>
-      </w:pPr>
+        <w:t>The program should</w:t>
+      </w:r>
+      <w:r>
+        <w:rPr>
+          <w:rFonts w:ascii="Times New Roman" w:hAnsi="Times New Roman" w:cs="Times New Roman"/>
+          <w:sz w:val="28"/>
+          <w:szCs w:val="28"/>
+        </w:rPr>
+        <w:t xml:space="preserve"> contain a function called </w:t>
+      </w:r>
+      <w:proofErr w:type="spellStart"/>
       <w:r>
         <w:rPr>
           <w:rFonts w:ascii="Times New Roman" w:hAnsi="Times New Roman" w:cs="Times New Roman"/>
@@ -604,6 +690,34 @@
           <w:sz w:val="28"/>
           <w:szCs w:val="28"/>
         </w:rPr>
+        <w:t>check_three_digit</w:t>
+      </w:r>
+      <w:proofErr w:type="spellEnd"/>
+      <w:r>
+        <w:rPr>
+          <w:rFonts w:ascii="Times New Roman" w:hAnsi="Times New Roman" w:cs="Times New Roman"/>
+          <w:sz w:val="28"/>
+          <w:szCs w:val="28"/>
+        </w:rPr>
+        <w:t xml:space="preserve"> take a single integer num as input from the user.</w:t>
+      </w:r>
+    </w:p>
+    <w:p>
+      <w:pPr>
+        <w:rPr>
+          <w:rFonts w:ascii="Times New Roman" w:hAnsi="Times New Roman" w:cs="Times New Roman"/>
+          <w:sz w:val="28"/>
+          <w:szCs w:val="28"/>
+        </w:rPr>
+      </w:pPr>
+      <w:r>
+        <w:rPr>
+          <w:rFonts w:ascii="Times New Roman" w:hAnsi="Times New Roman" w:cs="Times New Roman"/>
+          <w:b/>
+          <w:bCs/>
+          <w:sz w:val="28"/>
+          <w:szCs w:val="28"/>
+        </w:rPr>
         <w:t>Expected Output:</w:t>
       </w:r>
       <w:r>
@@ -643,6 +757,7 @@
           <w:sz w:val="28"/>
           <w:szCs w:val="28"/>
         </w:rPr>
+        <w:lastRenderedPageBreak/>
         <w:t>For example:</w:t>
       </w:r>
       <w:r>
@@ -682,7 +797,6 @@
           <w:sz w:val="28"/>
           <w:szCs w:val="28"/>
         </w:rPr>
-        <w:lastRenderedPageBreak/>
         <w:t>If the user inputs 45, the output should be:</w:t>
       </w:r>
     </w:p>
@@ -773,7 +887,13 @@
         <w:rPr>
           <w:rFonts w:ascii="Andale Mono" w:hAnsi="Andale Mono" w:cs="Times New Roman"/>
         </w:rPr>
-        <w:t>python_quiz.py.</w:t>
+        <w:t>q3</w:t>
+      </w:r>
+      <w:r>
+        <w:rPr>
+          <w:rFonts w:ascii="Andale Mono" w:hAnsi="Andale Mono" w:cs="Times New Roman"/>
+        </w:rPr>
+        <w:t>.py.</w:t>
       </w:r>
     </w:p>
     <w:p>
@@ -808,19 +928,89 @@
       <w:pPr>
         <w:rPr>
           <w:rFonts w:ascii="Times New Roman" w:hAnsi="Times New Roman" w:cs="Times New Roman"/>
-          <w:sz w:val="28"/>
-          <w:szCs w:val="28"/>
-        </w:rPr>
-      </w:pPr>
-      <w:r>
-        <w:rPr>
-          <w:rFonts w:ascii="Times New Roman" w:hAnsi="Times New Roman" w:cs="Times New Roman"/>
           <w:b/>
           <w:bCs/>
           <w:sz w:val="28"/>
           <w:szCs w:val="28"/>
         </w:rPr>
+      </w:pPr>
+      <w:r>
+        <w:rPr>
+          <w:rFonts w:ascii="Times New Roman" w:hAnsi="Times New Roman" w:cs="Times New Roman"/>
+          <w:b/>
+          <w:bCs/>
+          <w:sz w:val="28"/>
+          <w:szCs w:val="28"/>
+        </w:rPr>
         <w:t>Input:</w:t>
+      </w:r>
+    </w:p>
+    <w:p>
+      <w:pPr>
+        <w:rPr>
+          <w:rFonts w:ascii="Times New Roman" w:hAnsi="Times New Roman" w:cs="Times New Roman"/>
+          <w:b/>
+          <w:bCs/>
+          <w:sz w:val="28"/>
+          <w:szCs w:val="28"/>
+        </w:rPr>
+      </w:pPr>
+    </w:p>
+    <w:p>
+      <w:pPr>
+        <w:rPr>
+          <w:rFonts w:ascii="Times New Roman" w:hAnsi="Times New Roman" w:cs="Times New Roman"/>
+          <w:sz w:val="28"/>
+          <w:szCs w:val="28"/>
+        </w:rPr>
+      </w:pPr>
+      <w:r>
+        <w:rPr>
+          <w:rFonts w:ascii="Times New Roman" w:hAnsi="Times New Roman" w:cs="Times New Roman"/>
+          <w:sz w:val="28"/>
+          <w:szCs w:val="28"/>
+        </w:rPr>
+        <w:t>Use a function called</w:t>
+      </w:r>
+      <w:r>
+        <w:rPr>
+          <w:rFonts w:ascii="Times New Roman" w:hAnsi="Times New Roman" w:cs="Times New Roman"/>
+          <w:b/>
+          <w:bCs/>
+          <w:sz w:val="28"/>
+          <w:szCs w:val="28"/>
+        </w:rPr>
+        <w:t xml:space="preserve"> </w:t>
+      </w:r>
+      <w:proofErr w:type="spellStart"/>
+      <w:r>
+        <w:rPr>
+          <w:rFonts w:ascii="Times New Roman" w:hAnsi="Times New Roman" w:cs="Times New Roman"/>
+          <w:b/>
+          <w:bCs/>
+          <w:sz w:val="28"/>
+          <w:szCs w:val="28"/>
+        </w:rPr>
+        <w:t>python_quiz_application</w:t>
+      </w:r>
+      <w:proofErr w:type="spellEnd"/>
+      <w:r>
+        <w:rPr>
+          <w:rFonts w:ascii="Times New Roman" w:hAnsi="Times New Roman" w:cs="Times New Roman"/>
+          <w:b/>
+          <w:bCs/>
+          <w:sz w:val="28"/>
+          <w:szCs w:val="28"/>
+        </w:rPr>
+        <w:t xml:space="preserve"> </w:t>
+      </w:r>
+      <w:r>
+        <w:rPr>
+          <w:rFonts w:ascii="Times New Roman" w:hAnsi="Times New Roman" w:cs="Times New Roman"/>
+          <w:sz w:val="28"/>
+          <w:szCs w:val="28"/>
+        </w:rPr>
+        <w:t>that do the following</w:t>
       </w:r>
     </w:p>
     <w:p>
@@ -1172,6 +1362,7 @@
         <w:rPr>
           <w:rFonts w:ascii="Andale Mono" w:hAnsi="Andale Mono" w:cs="Times New Roman"/>
         </w:rPr>
+        <w:lastRenderedPageBreak/>
         <w:t>.</w:t>
       </w:r>
     </w:p>
@@ -1237,7 +1428,6 @@
         <w:rPr>
           <w:rFonts w:ascii="Andale Mono" w:hAnsi="Andale Mono" w:cs="Times New Roman"/>
         </w:rPr>
-        <w:lastRenderedPageBreak/>
         <w:t xml:space="preserve">Player: Alex </w:t>
       </w:r>
     </w:p>
@@ -2346,6 +2536,7 @@
   <w:style w:type="character" w:default="1" w:styleId="DefaultParagraphFont">
     <w:name w:val="Default Paragraph Font"/>
     <w:uiPriority w:val="1"/>
+    <w:semiHidden/>
     <w:unhideWhenUsed/>
   </w:style>
   <w:style w:type="table" w:default="1" w:styleId="TableNormal">

--- a/Assignments/New/Asn1.docx
+++ b/Assignments/New/Asn1.docx
@@ -58,7 +58,19 @@
         <w:rPr>
           <w:rFonts w:ascii="Andale Mono" w:hAnsi="Andale Mono" w:cs="Times New Roman"/>
         </w:rPr>
-        <w:t>q1</w:t>
+        <w:t>asn1_</w:t>
+      </w:r>
+      <w:r>
+        <w:rPr>
+          <w:rFonts w:ascii="Andale Mono" w:hAnsi="Andale Mono" w:cs="Times New Roman"/>
+        </w:rPr>
+        <w:t>q</w:t>
+      </w:r>
+      <w:r>
+        <w:rPr>
+          <w:rFonts w:ascii="Andale Mono" w:hAnsi="Andale Mono" w:cs="Times New Roman"/>
+        </w:rPr>
+        <w:t>1</w:t>
       </w:r>
       <w:r>
         <w:rPr>
@@ -637,6 +649,12 @@
         <w:rPr>
           <w:rFonts w:ascii="Andale Mono" w:hAnsi="Andale Mono" w:cs="Times New Roman"/>
         </w:rPr>
+        <w:t>asn1_</w:t>
+      </w:r>
+      <w:r>
+        <w:rPr>
+          <w:rFonts w:ascii="Andale Mono" w:hAnsi="Andale Mono" w:cs="Times New Roman"/>
+        </w:rPr>
         <w:t>q2</w:t>
       </w:r>
       <w:r>
@@ -882,6 +900,12 @@
         </w:rPr>
         <w:br/>
         <w:t xml:space="preserve">Write a program called </w:t>
+      </w:r>
+      <w:r>
+        <w:rPr>
+          <w:rFonts w:ascii="Andale Mono" w:hAnsi="Andale Mono" w:cs="Times New Roman"/>
+        </w:rPr>
+        <w:t>asn1_</w:t>
       </w:r>
       <w:r>
         <w:rPr>
